--- a/reports/令和６年度大社協事業計画書.docx
+++ b/reports/令和６年度大社協事業計画書.docx
@@ -95,7 +95,71 @@
           <w:sz w:val="44"/>
           <w:szCs w:val="44"/>
         </w:rPr>
-        <w:t>事　業　計　画　書</w:t>
+        <w:t>事</w:t>
+      </w:r>
+      <w:r>
+        <w:rPr>
+          <w:rFonts w:hint="eastAsia"/>
+          <w:sz w:val="44"/>
+          <w:szCs w:val="44"/>
+        </w:rPr>
+        <w:t xml:space="preserve">　</w:t>
+      </w:r>
+      <w:r>
+        <w:rPr>
+          <w:rFonts w:hint="eastAsia"/>
+          <w:sz w:val="44"/>
+          <w:szCs w:val="44"/>
+        </w:rPr>
+        <w:t>業</w:t>
+      </w:r>
+      <w:r>
+        <w:rPr>
+          <w:rFonts w:hint="eastAsia"/>
+          <w:sz w:val="44"/>
+          <w:szCs w:val="44"/>
+        </w:rPr>
+        <w:t xml:space="preserve">　</w:t>
+      </w:r>
+      <w:r>
+        <w:rPr>
+          <w:rFonts w:hint="eastAsia"/>
+          <w:sz w:val="44"/>
+          <w:szCs w:val="44"/>
+        </w:rPr>
+        <w:t>計</w:t>
+      </w:r>
+      <w:r>
+        <w:rPr>
+          <w:rFonts w:hint="eastAsia"/>
+          <w:sz w:val="44"/>
+          <w:szCs w:val="44"/>
+        </w:rPr>
+        <w:t xml:space="preserve">　</w:t>
+      </w:r>
+      <w:r>
+        <w:rPr>
+          <w:rFonts w:hint="eastAsia"/>
+          <w:sz w:val="44"/>
+          <w:szCs w:val="44"/>
+        </w:rPr>
+        <w:t>画</w:t>
+      </w:r>
+      <w:r>
+        <w:rPr>
+          <w:rFonts w:hint="eastAsia"/>
+          <w:sz w:val="44"/>
+          <w:szCs w:val="44"/>
+        </w:rPr>
+        <w:t xml:space="preserve">　</w:t>
+      </w:r>
+      <w:r>
+        <w:rPr>
+          <w:rFonts w:hint="eastAsia"/>
+          <w:sz w:val="44"/>
+          <w:szCs w:val="44"/>
+        </w:rPr>
+        <w:t>書</w:t>
       </w:r>
     </w:p>
     <w:p>
@@ -5422,7 +5486,7 @@
           <w:tab w:val="left" w:pos="0"/>
         </w:tabs>
         <w:spacing w:line="300" w:lineRule="exact"/>
-        <w:ind w:rightChars="-38" w:right="-80" w:firstLineChars="118" w:firstLine="289"/>
+        <w:ind w:rightChars="-38" w:right="-80" w:firstLineChars="118" w:firstLine="283"/>
         <w:rPr>
           <w:rFonts w:asciiTheme="minorHAnsi" w:eastAsiaTheme="minorHAnsi" w:hAnsiTheme="minorHAnsi"/>
           <w:sz w:val="24"/>
